--- a/resume/applications/deloitte-fde/resume_deloitte_fde.docx
+++ b/resume/applications/deloitte-fde/resume_deloitte_fde.docx
@@ -31,7 +31,7 @@
         </w:rPr>
         <w:t xml:space="preserve">Melbourne, Australia  |  +61 478 916 329  |  mehrotra.aditya16@outlook.com  |  </w:t>
       </w:r>
-      <w:hyperlink w:history="1" r:id="rIdcnxb09jzmwqght-mznylh">
+      <w:hyperlink w:history="1" r:id="rIdiirpkwphzviejpihfhjqg">
         <w:r>
           <w:rPr>
             <w:rFonts w:ascii="Calibri" w:cs="Calibri" w:eastAsia="Calibri" w:hAnsi="Calibri"/>
@@ -51,7 +51,7 @@
         </w:rPr>
         <w:t xml:space="preserve">  |  </w:t>
       </w:r>
-      <w:hyperlink w:history="1" r:id="rIdozhjkxan9g7tzkosqwtjg">
+      <w:hyperlink w:history="1" r:id="rIdrgfoczmy0pnfi79txercf">
         <w:r>
           <w:rPr>
             <w:rFonts w:ascii="Calibri" w:cs="Calibri" w:eastAsia="Calibri" w:hAnsi="Calibri"/>
@@ -92,7 +92,7 @@
           <w:sz w:val="20"/>
           <w:szCs w:val="20"/>
         </w:rPr>
-        <w:t xml:space="preserve">Backend and integration engineer with 3+ years building API-driven systems and working directly with enterprise clients. Uses AI tools like Claude Code and prompt engineering as a normal part of day-to-day work. Strong in Python, AWS serverless, and Terraform. Cut production downtime 20%, held 95% integration accuracy, and delivered across 130+ client environments.</w:t>
+        <w:t xml:space="preserve">Backend and integration engineer with 3+ years building API-driven systems and working directly with enterprise clients. Uses AI tools like Claude Code and prompt engineering as a normal part of day-to-day work. Strong in Python, AWS serverless, and Terraform. Cut production downtime 20%, held 95% integration accuracy, and delivered across enterprise client environments.</w:t>
       </w:r>
     </w:p>
     <w:p>
@@ -564,7 +564,7 @@
           <w:sz w:val="20"/>
           <w:szCs w:val="20"/>
         </w:rPr>
-        <w:t xml:space="preserve">Delivered end-to-end implementations for 130+ clients, cutting timelines from 90 to 45 days through reusable templates and automated configuration</w:t>
+        <w:t xml:space="preserve">Delivered end-to-end implementations for enterprise clients, cutting timelines from 90 to 45 days through reusable templates and automated configuration</w:t>
       </w:r>
     </w:p>
     <w:p>
